--- a/docs/pack-commercial/FICHE-BESOINS_garage.docx
+++ b/docs/pack-commercial/FICHE-BESOINS_garage.docx
@@ -49,7 +49,7 @@
           <w:sz w:val="16"/>
           <w:szCs w:val="16"/>
         </w:rPr>
-        <w:t xml:space="preserve">À remplir avec le responsable du garage lors du premier rendez-vous. Elle sert de base au devis personnalisé (appli + service de secrétariat).</w:t>
+        <w:t>À remplir avec le responsable du garage lors du premier rendez-vous. Elle sert de base au devis personnalisé (appli + service de déblocage de dossiers (Adhésion Service)).</w:t>
       </w:r>
     </w:p>
     <w:p>
@@ -1274,7 +1274,7 @@
                 <w:sz w:val="19"/>
                 <w:szCs w:val="19"/>
               </w:rPr>
-              <w:t xml:space="preserve">☐ Le patron   ☐ Secrétaire   ☐ Conjoint(e)   ☐ Personne</w:t>
+              <w:t>☐ Le patron   ☐ Chargé de mission   ☐ Conjoint(e)   ☐ Personne</w:t>
             </w:r>
           </w:p>
         </w:tc>
@@ -1622,7 +1622,7 @@
           <w:sz w:val="26"/>
           <w:szCs w:val="26"/>
         </w:rPr>
-        <w:t xml:space="preserve">4. Tâches à déléguer au secrétariat IDEA FORMA</w:t>
+        <w:t>4. Tâches à déléguer à l'Adhésion Service IDEA FORMA</w:t>
       </w:r>
     </w:p>
     <w:p>
@@ -2366,7 +2366,7 @@
                 <w:sz w:val="19"/>
                 <w:szCs w:val="19"/>
               </w:rPr>
-              <w:t xml:space="preserve">Formule recommandée (Essentiel / Starter / Confort / Sérénité)</w:t>
+              <w:t>Formule recommandée (Essentiel / Adhésion Service Plus / Adhésion Service Premium / Adhésion Service Ultimate)</w:t>
             </w:r>
           </w:p>
         </w:tc>
@@ -2601,6 +2601,8 @@
     <w:sectPr>
       <w:headerReference w:type="default" r:id="rId7"/>
       <w:footerReference w:type="default" r:id="rId8"/>
+      <w:headerReference w:type="first" r:id="rId10"/>
+      <w:footerReference w:type="first" r:id="rId11"/>
       <w:pgSz w:w="11906" w:h="16838" w:orient="portrait"/>
       <w:pgMar w:top="1000" w:right="1000" w:bottom="900" w:left="1000" w:header="708" w:footer="708" w:gutter="0"/>
       <w:pgNumType/>
@@ -2702,6 +2704,16 @@
       <w:fldChar w:fldCharType="separate"/>
       <w:fldChar w:fldCharType="end"/>
     </w:r>
+  </w:p>
+</w:ftr>
+</file>
+
+<file path=word/footer2.xml><?xml version="1.0" encoding="utf-8"?>
+<w:ftr xmlns:m="http://schemas.openxmlformats.org/officeDocument/2006/math" xmlns:mc="http://schemas.openxmlformats.org/markup-compatibility/2006" xmlns:mo="http://schemas.microsoft.com/office/mac/office/2008/main" xmlns:mv="urn:schemas-microsoft-com:mac:vml" xmlns:o="urn:schemas-microsoft-com:office:office" xmlns:r="http://schemas.openxmlformats.org/officeDocument/2006/relationships" xmlns:v="urn:schemas-microsoft-com:vml" xmlns:w10="urn:schemas-microsoft-com:office:word" xmlns:w14="http://schemas.microsoft.com/office/word/2010/wordml" xmlns:w="http://schemas.openxmlformats.org/wordprocessingml/2006/main" xmlns:wne="http://schemas.microsoft.com/office/word/2006/wordml" xmlns:wp14="http://schemas.microsoft.com/office/word/2010/wordprocessingDrawing" xmlns:wp="http://schemas.openxmlformats.org/drawingml/2006/wordprocessingDrawing" xmlns:wpc="http://schemas.microsoft.com/office/word/2010/wordprocessingCanvas" xmlns:wpg="http://schemas.microsoft.com/office/word/2010/wordprocessingGroup" xmlns:wpi="http://schemas.microsoft.com/office/word/2010/wordprocessingInk" xmlns:wps="http://schemas.microsoft.com/office/word/2010/wordprocessingShape" mc:Ignorable="w14 wp14">
+  <w:p>
+    <w:pPr>
+      <w:pStyle w:val="Footer"/>
+    </w:pPr>
   </w:p>
 </w:ftr>
 </file>
@@ -2908,6 +2920,16 @@
         <w:bottom w:val="single" w:color="7C3AED" w:sz="8" w:space="1"/>
       </w:pBdr>
       <w:spacing w:after="0" w:before="60"/>
+    </w:pPr>
+  </w:p>
+</w:hdr>
+</file>
+
+<file path=word/header2.xml><?xml version="1.0" encoding="utf-8"?>
+<w:hdr xmlns:m="http://schemas.openxmlformats.org/officeDocument/2006/math" xmlns:mc="http://schemas.openxmlformats.org/markup-compatibility/2006" xmlns:mo="http://schemas.microsoft.com/office/mac/office/2008/main" xmlns:mv="urn:schemas-microsoft-com:mac:vml" xmlns:o="urn:schemas-microsoft-com:office:office" xmlns:r="http://schemas.openxmlformats.org/officeDocument/2006/relationships" xmlns:v="urn:schemas-microsoft-com:vml" xmlns:w10="urn:schemas-microsoft-com:office:word" xmlns:w14="http://schemas.microsoft.com/office/word/2010/wordml" xmlns:w="http://schemas.openxmlformats.org/wordprocessingml/2006/main" xmlns:wne="http://schemas.microsoft.com/office/word/2006/wordml" xmlns:wp14="http://schemas.microsoft.com/office/word/2010/wordprocessingDrawing" xmlns:wp="http://schemas.openxmlformats.org/drawingml/2006/wordprocessingDrawing" xmlns:wpc="http://schemas.microsoft.com/office/word/2010/wordprocessingCanvas" xmlns:wpg="http://schemas.microsoft.com/office/word/2010/wordprocessingGroup" xmlns:wpi="http://schemas.microsoft.com/office/word/2010/wordprocessingInk" xmlns:wps="http://schemas.microsoft.com/office/word/2010/wordprocessingShape" mc:Ignorable="w14 wp14">
+  <w:p>
+    <w:pPr>
+      <w:pStyle w:val="Header"/>
     </w:pPr>
   </w:p>
 </w:hdr>

--- a/docs/pack-commercial/FICHE-BESOINS_garage.docx
+++ b/docs/pack-commercial/FICHE-BESOINS_garage.docx
@@ -49,7 +49,7 @@
           <w:sz w:val="16"/>
           <w:szCs w:val="16"/>
         </w:rPr>
-        <w:t>À remplir avec le responsable du garage lors du premier rendez-vous. Elle sert de base au devis personnalisé (appli + service de déblocage de dossiers (Adhésion Service)).</w:t>
+        <w:t xml:space="preserve">À remplir avec le responsable du garage lors du premier rendez-vous. Elle sert de base au devis personnalisé (appli + Adhésion Service de déblocage de dossiers).</w:t>
       </w:r>
     </w:p>
     <w:p>
@@ -507,7 +507,7 @@
                 <w:sz w:val="19"/>
                 <w:szCs w:val="19"/>
               </w:rPr>
-              <w:t xml:space="preserve">Date de l'entretien / interlocuteur IDEA FORMA</w:t>
+              <w:t xml:space="preserve">Date de l'entretien / interlocuteur MY EASY AUTO</w:t>
             </w:r>
           </w:p>
         </w:tc>
@@ -1274,7 +1274,7 @@
                 <w:sz w:val="19"/>
                 <w:szCs w:val="19"/>
               </w:rPr>
-              <w:t>☐ Le patron   ☐ Chargé de mission   ☐ Conjoint(e)   ☐ Personne</w:t>
+              <w:t xml:space="preserve">☐ Le patron   ☐ Salarié(e) administratif(ve)   ☐ Conjoint(e)   ☐ Personne</w:t>
             </w:r>
           </w:p>
         </w:tc>
@@ -1622,7 +1622,7 @@
           <w:sz w:val="26"/>
           <w:szCs w:val="26"/>
         </w:rPr>
-        <w:t>4. Tâches à déléguer à l'Adhésion Service IDEA FORMA</w:t>
+        <w:t xml:space="preserve">4. Tâches à déléguer à l'Adhésion Service MY EASY AUTO</w:t>
       </w:r>
     </w:p>
     <w:p>
@@ -2318,7 +2318,7 @@
           <w:sz w:val="26"/>
           <w:szCs w:val="26"/>
         </w:rPr>
-        <w:t xml:space="preserve">6. Synthèse IDEA FORMA (à remplir après l'entretien)</w:t>
+        <w:t xml:space="preserve">6. Synthèse MY EASY AUTO (à remplir après l'entretien)</w:t>
       </w:r>
     </w:p>
     <w:tbl>
@@ -2496,7 +2496,7 @@
                 <w:sz w:val="19"/>
                 <w:szCs w:val="19"/>
               </w:rPr>
-              <w:t xml:space="preserve">Collaborateur pressenti</w:t>
+              <w:t xml:space="preserve">Chargé de mission pressenti</w:t>
             </w:r>
           </w:p>
         </w:tc>
@@ -2669,7 +2669,7 @@
         <w:sz w:val="14"/>
         <w:szCs w:val="14"/>
       </w:rPr>
-      <w:t xml:space="preserve">IDEA FORMA — 144 Avenue Charles de Gaulle, 92200 Neuilly-sur-Seine — SIRET 993 125 335 00014 — NAF 8559A — contact.ideaforma@gmail.com   ·   Page </w:t>
+      <w:t xml:space="preserve">MY EASY AUTO — 144 Avenue Charles de Gaulle, 92200 Neuilly-sur-Seine — SIRET 993 125 335 00014 — NAF 8559A — contact@myeasyauto.fr   ·   Page </w:t>
     </w:r>
     <w:r>
       <w:rPr>
@@ -2893,7 +2893,7 @@
               <w:sz w:val="18"/>
               <w:szCs w:val="18"/>
             </w:rPr>
-            <w:t xml:space="preserve">IDEA FORMA</w:t>
+            <w:t xml:space="preserve">MY EASY AUTO</w:t>
           </w:r>
         </w:p>
         <w:p>
@@ -2908,7 +2908,7 @@
               <w:sz w:val="14"/>
               <w:szCs w:val="14"/>
             </w:rPr>
-            <w:t xml:space="preserve">contact.ideaforma@gmail.com</w:t>
+            <w:t xml:space="preserve">contact@myeasyauto.fr</w:t>
           </w:r>
         </w:p>
       </w:tc>
